--- a/02 CS Standards/CS-000 Documentation Standards, Template & Revision Process.docx
+++ b/02 CS Standards/CS-000 Documentation Standards, Template & Revision Process.docx
@@ -119,7 +119,7 @@
               <w:rPr>
                 <w:sz w:val="19"/>
               </w:rPr>
-              <w:t>B</w:t>
+              <w:t>C</w:t>
             </w:r>
           </w:p>
         </w:tc>
@@ -177,7 +177,7 @@
               <w:rPr>
                 <w:sz w:val="19"/>
               </w:rPr>
-              <w:t>2026-07-28</w:t>
+              <w:t>2026-08-28</w:t>
             </w:r>
           </w:p>
         </w:tc>
@@ -582,6 +582,60 @@
           </w:p>
         </w:tc>
       </w:tr>
+      <w:tr>
+        <w:tc>
+          <w:tcPr>
+            <w:tcW w:type="dxa" w:w="2412"/>
+          </w:tcPr>
+          <w:p>
+            <w:r>
+              <w:rPr>
+                <w:sz w:val="19"/>
+              </w:rPr>
+              <w:t>C</w:t>
+            </w:r>
+          </w:p>
+        </w:tc>
+        <w:tc>
+          <w:tcPr>
+            <w:tcW w:type="dxa" w:w="2412"/>
+          </w:tcPr>
+          <w:p>
+            <w:r>
+              <w:rPr>
+                <w:sz w:val="19"/>
+              </w:rPr>
+              <w:t>2026-08-28</w:t>
+            </w:r>
+          </w:p>
+        </w:tc>
+        <w:tc>
+          <w:tcPr>
+            <w:tcW w:type="dxa" w:w="2412"/>
+          </w:tcPr>
+          <w:p>
+            <w:r>
+              <w:rPr>
+                <w:sz w:val="19"/>
+              </w:rPr>
+              <w:t>Claude</w:t>
+            </w:r>
+          </w:p>
+        </w:tc>
+        <w:tc>
+          <w:tcPr>
+            <w:tcW w:type="dxa" w:w="2412"/>
+          </w:tcPr>
+          <w:p>
+            <w:r>
+              <w:rPr>
+                <w:sz w:val="19"/>
+              </w:rPr>
+              <w:t>Engineering pass, requested by Simon Starbuck. §4 defines the normative verbs (shall/should/may) the whole series now reads by, and states that numbered procedure steps are requirements. §7.1 records where figures live and how they are rebuilt, because the series now carries drawn figures. New Figure 1, the status lifecycle.</w:t>
+            </w:r>
+          </w:p>
+        </w:tc>
+      </w:tr>
     </w:tbl>
     <w:p/>
     <w:p>
@@ -832,7 +886,7 @@
         <w:t>Controlled document</w:t>
       </w:r>
       <w:r>
-        <w:t xml:space="preserve"> — a document with a Doc ID, revision letter, and named approver; the team treats its current released revision as the way work is done.</w:t>
+        <w:t>: a document with a Doc ID, revision letter, and named approver; the team treats its current released revision as the way work is done.</w:t>
       </w:r>
     </w:p>
     <w:p>
@@ -846,7 +900,7 @@
         <w:t>CS-XXX</w:t>
       </w:r>
       <w:r>
-        <w:t xml:space="preserve"> — a Composites Standard, numbered CS-000 through CS-999. The number never changes once assigned, even if the title is edited.</w:t>
+        <w:t>: a Composites Standard, numbered CS-000 through CS-999. The number never changes once assigned, even if the title is edited.</w:t>
       </w:r>
     </w:p>
     <w:p>
@@ -860,7 +914,7 @@
         <w:t>Revision</w:t>
       </w:r>
       <w:r>
-        <w:t xml:space="preserve"> — letters, starting at A. Any change to procedure content bumps the revision; typo fixes may be batched into the next content revision.</w:t>
+        <w:t>: letters, starting at A. Any change to procedure content bumps the revision; typo fixes may be batched into the next content revision.</w:t>
       </w:r>
     </w:p>
     <w:p>
@@ -874,7 +928,7 @@
         <w:t>Status</w:t>
       </w:r>
       <w:r>
-        <w:t xml:space="preserve"> — Draft, pending Lead signature (written and reviewed but unsigned: usable as guidance, not yet the rule), Released (current practice; approver row signed), Under Revision (follow it, but changes are coming), Retired (kept for history; do not follow, its header must name the replacement). </w:t>
+        <w:t xml:space="preserve">: Draft, pending Lead signature (written and reviewed but unsigned: usable as guidance, not yet the rule), Released (current practice; approver row signed), Under Revision (follow it, but changes are coming), Retired (kept for history; do not follow, its header must name the replacement). </w:t>
       </w:r>
       <w:r>
         <w:rPr>
@@ -888,6 +942,100 @@
     </w:p>
     <w:p>
       <w:pPr>
+        <w:pStyle w:val="ListBullet"/>
+      </w:pPr>
+      <w:r>
+        <w:rPr>
+          <w:b/>
+        </w:rPr>
+        <w:t>Normative verbs</w:t>
+      </w:r>
+      <w:r>
+        <w:t xml:space="preserve">: every standard in this series uses them one way. </w:t>
+      </w:r>
+      <w:r>
+        <w:rPr>
+          <w:b/>
+        </w:rPr>
+        <w:t>Shall</w:t>
+      </w:r>
+      <w:r>
+        <w:t xml:space="preserve"> is a requirement: deviating from it takes a work-order revision or a lead's logged override. </w:t>
+      </w:r>
+      <w:r>
+        <w:rPr>
+          <w:b/>
+        </w:rPr>
+        <w:t>Should</w:t>
+      </w:r>
+      <w:r>
+        <w:t xml:space="preserve"> is a recommendation: the stated way is the default, and departing from it needs a reason you could say out loud at the Monday meeting, not paperwork. </w:t>
+      </w:r>
+      <w:r>
+        <w:rPr>
+          <w:b/>
+        </w:rPr>
+        <w:t>May</w:t>
+      </w:r>
+      <w:r>
+        <w:t xml:space="preserve"> marks an allowed option. A numbered step in any §7 procedure is a requirement even without the word "shall"; imperative mood carries the same force.</w:t>
+      </w:r>
+    </w:p>
+    <w:p>
+      <w:pPr>
+        <w:jc w:val="center"/>
+      </w:pPr>
+      <w:r>
+        <w:drawing>
+          <wp:inline xmlns:a="http://schemas.openxmlformats.org/drawingml/2006/main" xmlns:pic="http://schemas.openxmlformats.org/drawingml/2006/picture">
+            <wp:extent cx="5669280" cy="1932709"/>
+            <wp:docPr id="1" name="Picture 1"/>
+            <wp:cNvGraphicFramePr>
+              <a:graphicFrameLocks noChangeAspect="1"/>
+            </wp:cNvGraphicFramePr>
+            <a:graphic>
+              <a:graphicData uri="http://schemas.openxmlformats.org/drawingml/2006/picture">
+                <pic:pic>
+                  <pic:nvPicPr>
+                    <pic:cNvPr id="0" name="cs000-lifecycle.png"/>
+                    <pic:cNvPicPr/>
+                  </pic:nvPicPr>
+                  <pic:blipFill>
+                    <a:blip r:embed="rId9"/>
+                    <a:stretch>
+                      <a:fillRect/>
+                    </a:stretch>
+                  </pic:blipFill>
+                  <pic:spPr>
+                    <a:xfrm>
+                      <a:off x="0" y="0"/>
+                      <a:ext cx="5669280" cy="1932709"/>
+                    </a:xfrm>
+                    <a:prstGeom prst="rect"/>
+                  </pic:spPr>
+                </pic:pic>
+              </a:graphicData>
+            </a:graphic>
+          </wp:inline>
+        </w:drawing>
+      </w:r>
+    </w:p>
+    <w:p>
+      <w:pPr>
+        <w:jc w:val="center"/>
+      </w:pPr>
+      <w:r>
+        <w:rPr>
+          <w:i/>
+          <w:color w:val="505050"/>
+          <w:sz w:val="18"/>
+        </w:rPr>
+        <w:t>Figure 1. The status lifecycle. A document enters CS-INDEX at first draft and never leaves; Retired is an end state, deletion is not one.</w:t>
+      </w:r>
+    </w:p>
+    <w:p/>
+    <w:p>
+      <w:pPr>
         <w:pStyle w:val="Heading2"/>
       </w:pPr>
       <w:r>
@@ -896,7 +1044,7 @@
     </w:p>
     <w:p>
       <w:r>
-        <w:t xml:space="preserve">None — this is a process standard. Documents live in the team Drive under </w:t>
+        <w:t xml:space="preserve">None; this is a process standard. Documents live in the team Drive under </w:t>
       </w:r>
       <w:r>
         <w:rPr>
@@ -918,7 +1066,7 @@
     </w:p>
     <w:p>
       <w:r>
-        <w:t>No physical hazards — this is a process standard. (The section exists because every CS doc must carry one: CS-Template §6.)</w:t>
+        <w:t>No physical hazards; this is a process standard. (The section exists because every CS doc must carry one: CS-Template §6.)</w:t>
       </w:r>
     </w:p>
     <w:p>
@@ -984,6 +1132,32 @@
         <w:pStyle w:val="ListNumber"/>
       </w:pPr>
       <w:r>
+        <w:t xml:space="preserve">Draw a figure where one carries the geometry better than prose: keep-out zones, stack-ups, plumbing, anything dimensioned. Figures are source-controlled as SVG in </w:t>
+      </w:r>
+      <w:r>
+        <w:rPr>
+          <w:rFonts w:ascii="Courier New" w:hAnsi="Courier New"/>
+        </w:rPr>
+        <w:t>02 CS Standards/src/figures/</w:t>
+      </w:r>
+      <w:r>
+        <w:t xml:space="preserve">, rendered to PNG by </w:t>
+      </w:r>
+      <w:r>
+        <w:rPr>
+          <w:rFonts w:ascii="Courier New" w:hAnsi="Courier New"/>
+        </w:rPr>
+        <w:t>tools/render_figures.mjs</w:t>
+      </w:r>
+      <w:r>
+        <w:t>, and referenced from the markdown by the PNG name. Every distinction in a figure must survive a grayscale print (line weight, hatching, solid against hollow); Berkeley blue and gold are enhancement only, same rule as the shop travelers.</w:t>
+      </w:r>
+    </w:p>
+    <w:p>
+      <w:pPr>
+        <w:pStyle w:val="ListNumber"/>
+      </w:pPr>
+      <w:r>
         <w:t>Get one reviewer who did NOT write the draft to walk the procedure mentally (or physically, for shop procedures) and comment.</w:t>
       </w:r>
     </w:p>
@@ -1042,7 +1216,7 @@
         <w:t>why</w:t>
       </w:r>
       <w:r>
-        <w:t xml:space="preserve"> — one line each), bump the revision letter.</w:t>
+        <w:t>, one line each), bump the revision letter.</w:t>
       </w:r>
     </w:p>
     <w:p>
@@ -1292,7 +1466,7 @@
               <w:rPr>
                 <w:sz w:val="19"/>
               </w:rPr>
-              <w:t>Reviewer walk-through (7.1 step 4)</w:t>
+              <w:t>Reviewer walk-through (7.1 step 5)</w:t>
             </w:r>
           </w:p>
         </w:tc>
